--- a/docs/manuals/04_ETIS_Engineering_Studio_Instructor_and_Course_Owner_Handbook.docx
+++ b/docs/manuals/04_ETIS_Engineering_Studio_Instructor_and_Course_Owner_Handbook.docx
@@ -20,6 +20,10 @@
         <w:pStyle w:val="Title"/>
       </w:pPr>
       <w:r>
+        <w:rPr>
+          <w:color w:val="000000"/>
+          <w:u w:val="none"/>
+        </w:rPr>
         <w:t>Instructor &amp; Course Owner Handbook</w:t>
       </w:r>
     </w:p>
@@ -29,6 +33,11 @@
       </w:pPr>
       <w:r>
         <w:t>Complete teaching-staff reference for oversight, coaching, evidence interpretation, course administration, student support, and responsible use of ETIS</w:t>
+      </w:r>
+    </w:p>
+    <w:p>
+      <w:r>
+        <w:t>v0.18.0 manual edition. Software release candidate; publication follows deployment acceptance.</w:t>
       </w:r>
     </w:p>
     <w:tbl>
@@ -43,6 +52,10 @@
         <w:gridCol w:w="5083"/>
       </w:tblGrid>
       <w:tr>
+        <w:trPr>
+          <w:tblHeader/>
+          <w:cantSplit/>
+        </w:trPr>
         <w:tc>
           <w:tcPr>
             <w:tcW w:type="dxa" w:w="2088"/>
@@ -55,6 +68,9 @@
             </w:tcMar>
           </w:tcPr>
           <w:p>
+            <w:pPr>
+              <w:keepNext w:val="0"/>
+            </w:pPr>
             <w:r>
               <w:rPr>
                 <w:b/>
@@ -74,6 +90,9 @@
             </w:tcMar>
           </w:tcPr>
           <w:p>
+            <w:pPr>
+              <w:keepNext w:val="0"/>
+            </w:pPr>
             <w:r>
               <w:t>Course Owners, instructors, TAs, reviewers, and authorized teaching staff</w:t>
             </w:r>
@@ -81,6 +100,9 @@
         </w:tc>
       </w:tr>
       <w:tr>
+        <w:trPr>
+          <w:cantSplit/>
+        </w:trPr>
         <w:tc>
           <w:tcPr>
             <w:tcW w:type="dxa" w:w="2088"/>
@@ -93,6 +115,9 @@
             </w:tcMar>
           </w:tcPr>
           <w:p>
+            <w:pPr>
+              <w:keepNext w:val="0"/>
+            </w:pPr>
             <w:r>
               <w:rPr>
                 <w:b/>
@@ -112,6 +137,9 @@
             </w:tcMar>
           </w:tcPr>
           <w:p>
+            <w:pPr>
+              <w:keepNext w:val="0"/>
+            </w:pPr>
             <w:r>
               <w:t>Enable a first-time teaching-staff member to use ETIS confidently, preserve role boundaries, coach from evidence, resolve routine student issues, and know when administrative or operational escalation is required.</w:t>
             </w:r>
@@ -119,6 +147,9 @@
         </w:tc>
       </w:tr>
       <w:tr>
+        <w:trPr>
+          <w:cantSplit/>
+        </w:trPr>
         <w:tc>
           <w:tcPr>
             <w:tcW w:type="dxa" w:w="2088"/>
@@ -131,6 +162,9 @@
             </w:tcMar>
           </w:tcPr>
           <w:p>
+            <w:pPr>
+              <w:keepNext w:val="0"/>
+            </w:pPr>
             <w:r>
               <w:rPr>
                 <w:b/>
@@ -150,6 +184,9 @@
             </w:tcMar>
           </w:tcPr>
           <w:p>
+            <w:pPr>
+              <w:keepNext w:val="0"/>
+            </w:pPr>
             <w:r>
               <w:t>COMP 330/474 Software Engineering • Fall 2026</w:t>
             </w:r>
@@ -157,6 +194,9 @@
         </w:tc>
       </w:tr>
       <w:tr>
+        <w:trPr>
+          <w:cantSplit/>
+        </w:trPr>
         <w:tc>
           <w:tcPr>
             <w:tcW w:type="dxa" w:w="2088"/>
@@ -169,6 +209,9 @@
             </w:tcMar>
           </w:tcPr>
           <w:p>
+            <w:pPr>
+              <w:keepNext w:val="0"/>
+            </w:pPr>
             <w:r>
               <w:rPr>
                 <w:b/>
@@ -188,8 +231,11 @@
             </w:tcMar>
           </w:tcPr>
           <w:p>
+            <w:pPr>
+              <w:keepNext w:val="0"/>
+            </w:pPr>
             <w:r>
-              <w:t>Semester Start 2026 • August 23, 2026</w:t>
+              <w:t>v0.18.0 • October 2, 2026</w:t>
             </w:r>
           </w:p>
         </w:tc>
@@ -206,6 +252,10 @@
         <w:gridCol w:w="10166"/>
       </w:tblGrid>
       <w:tr>
+        <w:trPr>
+          <w:tblHeader/>
+          <w:cantSplit/>
+        </w:trPr>
         <w:tc>
           <w:tcPr>
             <w:tcW w:type="dxa" w:w="10166"/>
@@ -218,6 +268,9 @@
             </w:tcMar>
           </w:tcPr>
           <w:p>
+            <w:pPr>
+              <w:keepNext w:val="0"/>
+            </w:pPr>
             <w:r>
               <w:rPr>
                 <w:b/>
@@ -542,6 +595,10 @@
         <w:gridCol w:w="1452"/>
       </w:tblGrid>
       <w:tr>
+        <w:trPr>
+          <w:tblHeader/>
+          <w:cantSplit/>
+        </w:trPr>
         <w:tc>
           <w:tcPr>
             <w:tcW w:type="dxa" w:w="1452"/>
@@ -556,6 +613,7 @@
           </w:tcPr>
           <w:p>
             <w:pPr>
+              <w:keepNext w:val="0"/>
               <w:jc w:val="center"/>
             </w:pPr>
             <w:r>
@@ -581,6 +639,7 @@
           </w:tcPr>
           <w:p>
             <w:pPr>
+              <w:keepNext w:val="0"/>
               <w:jc w:val="center"/>
             </w:pPr>
             <w:r>
@@ -606,6 +665,7 @@
           </w:tcPr>
           <w:p>
             <w:pPr>
+              <w:keepNext w:val="0"/>
               <w:jc w:val="center"/>
             </w:pPr>
             <w:r>
@@ -631,6 +691,7 @@
           </w:tcPr>
           <w:p>
             <w:pPr>
+              <w:keepNext w:val="0"/>
               <w:jc w:val="center"/>
             </w:pPr>
             <w:r>
@@ -656,6 +717,7 @@
           </w:tcPr>
           <w:p>
             <w:pPr>
+              <w:keepNext w:val="0"/>
               <w:jc w:val="center"/>
             </w:pPr>
             <w:r>
@@ -681,6 +743,7 @@
           </w:tcPr>
           <w:p>
             <w:pPr>
+              <w:keepNext w:val="0"/>
               <w:jc w:val="center"/>
             </w:pPr>
             <w:r>
@@ -706,6 +769,7 @@
           </w:tcPr>
           <w:p>
             <w:pPr>
+              <w:keepNext w:val="0"/>
               <w:jc w:val="center"/>
             </w:pPr>
             <w:r>
@@ -734,6 +798,10 @@
         <w:gridCol w:w="10166"/>
       </w:tblGrid>
       <w:tr>
+        <w:trPr>
+          <w:tblHeader/>
+          <w:cantSplit/>
+        </w:trPr>
         <w:tc>
           <w:tcPr>
             <w:tcW w:type="dxa" w:w="10166"/>
@@ -746,6 +814,9 @@
             </w:tcMar>
           </w:tcPr>
           <w:p>
+            <w:pPr>
+              <w:keepNext w:val="0"/>
+            </w:pPr>
             <w:r>
               <w:rPr>
                 <w:b/>
@@ -780,6 +851,10 @@
         <w:gridCol w:w="10166"/>
       </w:tblGrid>
       <w:tr>
+        <w:trPr>
+          <w:tblHeader/>
+          <w:cantSplit/>
+        </w:trPr>
         <w:tc>
           <w:tcPr>
             <w:tcW w:type="dxa" w:w="10166"/>
@@ -792,6 +867,9 @@
             </w:tcMar>
           </w:tcPr>
           <w:p>
+            <w:pPr>
+              <w:keepNext w:val="0"/>
+            </w:pPr>
             <w:r>
               <w:rPr>
                 <w:b/>
@@ -800,12 +878,12 @@
               </w:rPr>
               <w:t>ABOUT THE SCREENSHOTS</w:t>
               <w:br/>
+              <w:t>Embedded screenshots are historical August 2026 examples. They illustrate workflow states; labels/layout may differ from v0.18.0. Current instructions and source contracts govern behavior. No screenshot is proof of this release’s deployment acceptance.</w:t>
             </w:r>
             <w:r>
               <w:rPr>
                 <w:sz w:val="20"/>
               </w:rPr>
-              <w:t>Screenshots use the production acceptance environment. Real sections will contain more students, teams, repositories, reviews, and evidence. Use the screenshots to recognize controls and information hierarchy, not as expected numerical values.</w:t>
             </w:r>
           </w:p>
         </w:tc>
@@ -844,6 +922,8 @@
       <w:tr>
         <w:trPr>
           <w:tblHeader w:val="true"/>
+          <w:tblHeader/>
+          <w:cantSplit/>
         </w:trPr>
         <w:tc>
           <w:tcPr>
@@ -857,6 +937,9 @@
             </w:tcMar>
           </w:tcPr>
           <w:p>
+            <w:pPr>
+              <w:keepNext w:val="0"/>
+            </w:pPr>
             <w:r>
               <w:rPr>
                 <w:b/>
@@ -879,6 +962,9 @@
             </w:tcMar>
           </w:tcPr>
           <w:p>
+            <w:pPr>
+              <w:keepNext w:val="0"/>
+            </w:pPr>
             <w:r>
               <w:rPr>
                 <w:b/>
@@ -901,6 +987,9 @@
             </w:tcMar>
           </w:tcPr>
           <w:p>
+            <w:pPr>
+              <w:keepNext w:val="0"/>
+            </w:pPr>
             <w:r>
               <w:rPr>
                 <w:b/>
@@ -927,6 +1016,9 @@
             </w:tcMar>
           </w:tcPr>
           <w:p>
+            <w:pPr>
+              <w:keepNext w:val="0"/>
+            </w:pPr>
             <w:r>
               <w:rPr>
                 <w:sz w:val="18"/>
@@ -946,6 +1038,9 @@
             </w:tcMar>
           </w:tcPr>
           <w:p>
+            <w:pPr>
+              <w:keepNext w:val="0"/>
+            </w:pPr>
             <w:r>
               <w:rPr>
                 <w:sz w:val="18"/>
@@ -965,6 +1060,9 @@
             </w:tcMar>
           </w:tcPr>
           <w:p>
+            <w:pPr>
+              <w:keepNext w:val="0"/>
+            </w:pPr>
             <w:r>
               <w:rPr>
                 <w:sz w:val="18"/>
@@ -989,6 +1087,9 @@
             </w:tcMar>
           </w:tcPr>
           <w:p>
+            <w:pPr>
+              <w:keepNext w:val="0"/>
+            </w:pPr>
             <w:r>
               <w:rPr>
                 <w:sz w:val="18"/>
@@ -1008,6 +1109,9 @@
             </w:tcMar>
           </w:tcPr>
           <w:p>
+            <w:pPr>
+              <w:keepNext w:val="0"/>
+            </w:pPr>
             <w:r>
               <w:rPr>
                 <w:sz w:val="18"/>
@@ -1027,6 +1131,9 @@
             </w:tcMar>
           </w:tcPr>
           <w:p>
+            <w:pPr>
+              <w:keepNext w:val="0"/>
+            </w:pPr>
             <w:r>
               <w:rPr>
                 <w:sz w:val="18"/>
@@ -1051,6 +1158,9 @@
             </w:tcMar>
           </w:tcPr>
           <w:p>
+            <w:pPr>
+              <w:keepNext w:val="0"/>
+            </w:pPr>
             <w:r>
               <w:rPr>
                 <w:sz w:val="18"/>
@@ -1070,6 +1180,9 @@
             </w:tcMar>
           </w:tcPr>
           <w:p>
+            <w:pPr>
+              <w:keepNext w:val="0"/>
+            </w:pPr>
             <w:r>
               <w:rPr>
                 <w:sz w:val="18"/>
@@ -1089,6 +1202,9 @@
             </w:tcMar>
           </w:tcPr>
           <w:p>
+            <w:pPr>
+              <w:keepNext w:val="0"/>
+            </w:pPr>
             <w:r>
               <w:rPr>
                 <w:sz w:val="18"/>
@@ -1113,6 +1229,9 @@
             </w:tcMar>
           </w:tcPr>
           <w:p>
+            <w:pPr>
+              <w:keepNext w:val="0"/>
+            </w:pPr>
             <w:r>
               <w:rPr>
                 <w:sz w:val="18"/>
@@ -1132,6 +1251,9 @@
             </w:tcMar>
           </w:tcPr>
           <w:p>
+            <w:pPr>
+              <w:keepNext w:val="0"/>
+            </w:pPr>
             <w:r>
               <w:rPr>
                 <w:sz w:val="18"/>
@@ -1151,6 +1273,9 @@
             </w:tcMar>
           </w:tcPr>
           <w:p>
+            <w:pPr>
+              <w:keepNext w:val="0"/>
+            </w:pPr>
             <w:r>
               <w:rPr>
                 <w:sz w:val="18"/>
@@ -1175,6 +1300,9 @@
             </w:tcMar>
           </w:tcPr>
           <w:p>
+            <w:pPr>
+              <w:keepNext w:val="0"/>
+            </w:pPr>
             <w:r>
               <w:rPr>
                 <w:sz w:val="18"/>
@@ -1194,6 +1322,9 @@
             </w:tcMar>
           </w:tcPr>
           <w:p>
+            <w:pPr>
+              <w:keepNext w:val="0"/>
+            </w:pPr>
             <w:r>
               <w:rPr>
                 <w:sz w:val="18"/>
@@ -1213,6 +1344,9 @@
             </w:tcMar>
           </w:tcPr>
           <w:p>
+            <w:pPr>
+              <w:keepNext w:val="0"/>
+            </w:pPr>
             <w:r>
               <w:rPr>
                 <w:sz w:val="18"/>
@@ -1238,6 +1372,10 @@
         <w:gridCol w:w="10166"/>
       </w:tblGrid>
       <w:tr>
+        <w:trPr>
+          <w:tblHeader/>
+          <w:cantSplit/>
+        </w:trPr>
         <w:tc>
           <w:tcPr>
             <w:tcW w:type="dxa" w:w="10166"/>
@@ -1250,6 +1388,9 @@
             </w:tcMar>
           </w:tcPr>
           <w:p>
+            <w:pPr>
+              <w:keepNext w:val="0"/>
+            </w:pPr>
             <w:r>
               <w:rPr>
                 <w:b/>
@@ -1359,6 +1500,7 @@
     </w:p>
     <w:p>
       <w:pPr>
+        <w:keepNext/>
         <w:spacing w:before="80" w:after="40"/>
         <w:jc w:val="center"/>
       </w:pPr>
@@ -1400,14 +1542,20 @@
     <w:p>
       <w:pPr>
         <w:pStyle w:val="ETISCaption"/>
+        <w:keepNext w:val="0"/>
+        <w:keepLines/>
         <w:jc w:val="center"/>
       </w:pPr>
       <w:r>
         <w:t>Figure 1. The section selector makes teaching context explicit. Use a specific section before administrative decisions.</w:t>
       </w:r>
+      <w:r>
+        <w:t xml:space="preserve"> Historical reference figure; current text governs.</w:t>
+      </w:r>
     </w:p>
     <w:p>
       <w:pPr>
+        <w:keepNext/>
         <w:spacing w:before="80" w:after="40"/>
         <w:jc w:val="center"/>
       </w:pPr>
@@ -1449,10 +1597,15 @@
     <w:p>
       <w:pPr>
         <w:pStyle w:val="ETISCaption"/>
+        <w:keepNext w:val="0"/>
+        <w:keepLines/>
         <w:jc w:val="center"/>
       </w:pPr>
       <w:r>
         <w:t>Figure 2. Teaching-staff quick guide: Command Center for attention, Teams/Evidence for shared engineering state, Reviews for persisted conversations, Students for roster/team changes, and Semester Setup for administrative roles.</w:t>
+      </w:r>
+      <w:r>
+        <w:t xml:space="preserve"> Historical reference figure; current text governs.</w:t>
       </w:r>
     </w:p>
     <w:tbl>
@@ -1465,6 +1618,10 @@
         <w:gridCol w:w="10166"/>
       </w:tblGrid>
       <w:tr>
+        <w:trPr>
+          <w:tblHeader/>
+          <w:cantSplit/>
+        </w:trPr>
         <w:tc>
           <w:tcPr>
             <w:tcW w:type="dxa" w:w="10166"/>
@@ -1477,6 +1634,9 @@
             </w:tcMar>
           </w:tcPr>
           <w:p>
+            <w:pPr>
+              <w:keepNext w:val="0"/>
+            </w:pPr>
             <w:r>
               <w:rPr>
                 <w:b/>
@@ -1516,6 +1676,7 @@
     </w:p>
     <w:p>
       <w:pPr>
+        <w:keepNext/>
         <w:spacing w:before="80" w:after="40"/>
         <w:jc w:val="center"/>
       </w:pPr>
@@ -1557,10 +1718,15 @@
     <w:p>
       <w:pPr>
         <w:pStyle w:val="ETISCaption"/>
+        <w:keepNext w:val="0"/>
+        <w:keepLines/>
         <w:jc w:val="center"/>
       </w:pPr>
       <w:r>
         <w:t>Figure 3. Instructor Command Center. The gold attention signal means “inspect,” not “student failed.” The same surface exposes Team Detail and active reviews.</w:t>
+      </w:r>
+      <w:r>
+        <w:t xml:space="preserve"> Historical reference figure; current text governs.</w:t>
       </w:r>
     </w:p>
     <w:tbl>
@@ -1578,6 +1744,8 @@
       <w:tr>
         <w:trPr>
           <w:tblHeader w:val="true"/>
+          <w:tblHeader/>
+          <w:cantSplit/>
         </w:trPr>
         <w:tc>
           <w:tcPr>
@@ -1591,6 +1759,9 @@
             </w:tcMar>
           </w:tcPr>
           <w:p>
+            <w:pPr>
+              <w:keepNext w:val="0"/>
+            </w:pPr>
             <w:r>
               <w:rPr>
                 <w:b/>
@@ -1613,6 +1784,9 @@
             </w:tcMar>
           </w:tcPr>
           <w:p>
+            <w:pPr>
+              <w:keepNext w:val="0"/>
+            </w:pPr>
             <w:r>
               <w:rPr>
                 <w:b/>
@@ -1635,6 +1809,9 @@
             </w:tcMar>
           </w:tcPr>
           <w:p>
+            <w:pPr>
+              <w:keepNext w:val="0"/>
+            </w:pPr>
             <w:r>
               <w:rPr>
                 <w:b/>
@@ -1661,6 +1838,9 @@
             </w:tcMar>
           </w:tcPr>
           <w:p>
+            <w:pPr>
+              <w:keepNext w:val="0"/>
+            </w:pPr>
             <w:r>
               <w:rPr>
                 <w:sz w:val="18"/>
@@ -1680,6 +1860,9 @@
             </w:tcMar>
           </w:tcPr>
           <w:p>
+            <w:pPr>
+              <w:keepNext w:val="0"/>
+            </w:pPr>
             <w:r>
               <w:rPr>
                 <w:sz w:val="18"/>
@@ -1699,6 +1882,9 @@
             </w:tcMar>
           </w:tcPr>
           <w:p>
+            <w:pPr>
+              <w:keepNext w:val="0"/>
+            </w:pPr>
             <w:r>
               <w:rPr>
                 <w:sz w:val="18"/>
@@ -1723,6 +1909,9 @@
             </w:tcMar>
           </w:tcPr>
           <w:p>
+            <w:pPr>
+              <w:keepNext w:val="0"/>
+            </w:pPr>
             <w:r>
               <w:rPr>
                 <w:sz w:val="18"/>
@@ -1742,6 +1931,9 @@
             </w:tcMar>
           </w:tcPr>
           <w:p>
+            <w:pPr>
+              <w:keepNext w:val="0"/>
+            </w:pPr>
             <w:r>
               <w:rPr>
                 <w:sz w:val="18"/>
@@ -1761,6 +1953,9 @@
             </w:tcMar>
           </w:tcPr>
           <w:p>
+            <w:pPr>
+              <w:keepNext w:val="0"/>
+            </w:pPr>
             <w:r>
               <w:rPr>
                 <w:sz w:val="18"/>
@@ -1785,6 +1980,9 @@
             </w:tcMar>
           </w:tcPr>
           <w:p>
+            <w:pPr>
+              <w:keepNext w:val="0"/>
+            </w:pPr>
             <w:r>
               <w:rPr>
                 <w:sz w:val="18"/>
@@ -1804,6 +2002,9 @@
             </w:tcMar>
           </w:tcPr>
           <w:p>
+            <w:pPr>
+              <w:keepNext w:val="0"/>
+            </w:pPr>
             <w:r>
               <w:rPr>
                 <w:sz w:val="18"/>
@@ -1823,6 +2024,9 @@
             </w:tcMar>
           </w:tcPr>
           <w:p>
+            <w:pPr>
+              <w:keepNext w:val="0"/>
+            </w:pPr>
             <w:r>
               <w:rPr>
                 <w:sz w:val="18"/>
@@ -1847,6 +2051,9 @@
             </w:tcMar>
           </w:tcPr>
           <w:p>
+            <w:pPr>
+              <w:keepNext w:val="0"/>
+            </w:pPr>
             <w:r>
               <w:rPr>
                 <w:sz w:val="18"/>
@@ -1866,6 +2073,9 @@
             </w:tcMar>
           </w:tcPr>
           <w:p>
+            <w:pPr>
+              <w:keepNext w:val="0"/>
+            </w:pPr>
             <w:r>
               <w:rPr>
                 <w:sz w:val="18"/>
@@ -1885,6 +2095,9 @@
             </w:tcMar>
           </w:tcPr>
           <w:p>
+            <w:pPr>
+              <w:keepNext w:val="0"/>
+            </w:pPr>
             <w:r>
               <w:rPr>
                 <w:sz w:val="18"/>
@@ -1909,6 +2122,9 @@
             </w:tcMar>
           </w:tcPr>
           <w:p>
+            <w:pPr>
+              <w:keepNext w:val="0"/>
+            </w:pPr>
             <w:r>
               <w:rPr>
                 <w:sz w:val="18"/>
@@ -1928,6 +2144,9 @@
             </w:tcMar>
           </w:tcPr>
           <w:p>
+            <w:pPr>
+              <w:keepNext w:val="0"/>
+            </w:pPr>
             <w:r>
               <w:rPr>
                 <w:sz w:val="18"/>
@@ -1947,6 +2166,9 @@
             </w:tcMar>
           </w:tcPr>
           <w:p>
+            <w:pPr>
+              <w:keepNext w:val="0"/>
+            </w:pPr>
             <w:r>
               <w:rPr>
                 <w:sz w:val="18"/>
@@ -1972,6 +2194,10 @@
         <w:gridCol w:w="10166"/>
       </w:tblGrid>
       <w:tr>
+        <w:trPr>
+          <w:tblHeader/>
+          <w:cantSplit/>
+        </w:trPr>
         <w:tc>
           <w:tcPr>
             <w:tcW w:type="dxa" w:w="10166"/>
@@ -1984,6 +2210,9 @@
             </w:tcMar>
           </w:tcPr>
           <w:p>
+            <w:pPr>
+              <w:keepNext w:val="0"/>
+            </w:pPr>
             <w:r>
               <w:rPr>
                 <w:b/>
@@ -2023,6 +2252,7 @@
     </w:p>
     <w:p>
       <w:pPr>
+        <w:keepNext/>
         <w:spacing w:before="80" w:after="40"/>
         <w:jc w:val="center"/>
       </w:pPr>
@@ -2064,10 +2294,15 @@
     <w:p>
       <w:pPr>
         <w:pStyle w:val="ETISCaption"/>
+        <w:keepNext w:val="0"/>
+        <w:keepLines/>
         <w:jc w:val="center"/>
       </w:pPr>
       <w:r>
         <w:t>Figure 4. Teams page. Repository state, review count, AI cost, and the Inspect path are visible without exposing student-private drafts.</w:t>
+      </w:r>
+      <w:r>
+        <w:t xml:space="preserve"> Historical reference figure; current text governs.</w:t>
       </w:r>
     </w:p>
     <w:p>
@@ -2130,6 +2365,7 @@
     </w:p>
     <w:p>
       <w:pPr>
+        <w:keepNext/>
         <w:spacing w:before="80" w:after="40"/>
         <w:jc w:val="center"/>
       </w:pPr>
@@ -2171,10 +2407,15 @@
     <w:p>
       <w:pPr>
         <w:pStyle w:val="ETISCaption"/>
+        <w:keepNext w:val="0"/>
+        <w:keepLines/>
         <w:jc w:val="center"/>
       </w:pPr>
       <w:r>
         <w:t>Figure 5. Students page. Authorized staff can add/reactivate, deactivate, or move students while preserving membership history.</w:t>
+      </w:r>
+      <w:r>
+        <w:t xml:space="preserve"> Historical reference figure; current text governs.</w:t>
       </w:r>
     </w:p>
     <w:tbl>
@@ -2192,6 +2433,8 @@
       <w:tr>
         <w:trPr>
           <w:tblHeader w:val="true"/>
+          <w:tblHeader/>
+          <w:cantSplit/>
         </w:trPr>
         <w:tc>
           <w:tcPr>
@@ -2205,6 +2448,9 @@
             </w:tcMar>
           </w:tcPr>
           <w:p>
+            <w:pPr>
+              <w:keepNext w:val="0"/>
+            </w:pPr>
             <w:r>
               <w:rPr>
                 <w:b/>
@@ -2227,6 +2473,9 @@
             </w:tcMar>
           </w:tcPr>
           <w:p>
+            <w:pPr>
+              <w:keepNext w:val="0"/>
+            </w:pPr>
             <w:r>
               <w:rPr>
                 <w:b/>
@@ -2249,6 +2498,9 @@
             </w:tcMar>
           </w:tcPr>
           <w:p>
+            <w:pPr>
+              <w:keepNext w:val="0"/>
+            </w:pPr>
             <w:r>
               <w:rPr>
                 <w:b/>
@@ -2275,6 +2527,9 @@
             </w:tcMar>
           </w:tcPr>
           <w:p>
+            <w:pPr>
+              <w:keepNext w:val="0"/>
+            </w:pPr>
             <w:r>
               <w:rPr>
                 <w:sz w:val="18"/>
@@ -2294,6 +2549,9 @@
             </w:tcMar>
           </w:tcPr>
           <w:p>
+            <w:pPr>
+              <w:keepNext w:val="0"/>
+            </w:pPr>
             <w:r>
               <w:rPr>
                 <w:sz w:val="18"/>
@@ -2313,6 +2571,9 @@
             </w:tcMar>
           </w:tcPr>
           <w:p>
+            <w:pPr>
+              <w:keepNext w:val="0"/>
+            </w:pPr>
             <w:r>
               <w:rPr>
                 <w:sz w:val="18"/>
@@ -2337,6 +2598,9 @@
             </w:tcMar>
           </w:tcPr>
           <w:p>
+            <w:pPr>
+              <w:keepNext w:val="0"/>
+            </w:pPr>
             <w:r>
               <w:rPr>
                 <w:sz w:val="18"/>
@@ -2356,6 +2620,9 @@
             </w:tcMar>
           </w:tcPr>
           <w:p>
+            <w:pPr>
+              <w:keepNext w:val="0"/>
+            </w:pPr>
             <w:r>
               <w:rPr>
                 <w:sz w:val="18"/>
@@ -2375,6 +2642,9 @@
             </w:tcMar>
           </w:tcPr>
           <w:p>
+            <w:pPr>
+              <w:keepNext w:val="0"/>
+            </w:pPr>
             <w:r>
               <w:rPr>
                 <w:sz w:val="18"/>
@@ -2399,6 +2669,9 @@
             </w:tcMar>
           </w:tcPr>
           <w:p>
+            <w:pPr>
+              <w:keepNext w:val="0"/>
+            </w:pPr>
             <w:r>
               <w:rPr>
                 <w:sz w:val="18"/>
@@ -2418,6 +2691,9 @@
             </w:tcMar>
           </w:tcPr>
           <w:p>
+            <w:pPr>
+              <w:keepNext w:val="0"/>
+            </w:pPr>
             <w:r>
               <w:rPr>
                 <w:sz w:val="18"/>
@@ -2437,6 +2713,9 @@
             </w:tcMar>
           </w:tcPr>
           <w:p>
+            <w:pPr>
+              <w:keepNext w:val="0"/>
+            </w:pPr>
             <w:r>
               <w:rPr>
                 <w:sz w:val="18"/>
@@ -2461,6 +2740,9 @@
             </w:tcMar>
           </w:tcPr>
           <w:p>
+            <w:pPr>
+              <w:keepNext w:val="0"/>
+            </w:pPr>
             <w:r>
               <w:rPr>
                 <w:sz w:val="18"/>
@@ -2480,6 +2762,9 @@
             </w:tcMar>
           </w:tcPr>
           <w:p>
+            <w:pPr>
+              <w:keepNext w:val="0"/>
+            </w:pPr>
             <w:r>
               <w:rPr>
                 <w:sz w:val="18"/>
@@ -2499,6 +2784,9 @@
             </w:tcMar>
           </w:tcPr>
           <w:p>
+            <w:pPr>
+              <w:keepNext w:val="0"/>
+            </w:pPr>
             <w:r>
               <w:rPr>
                 <w:sz w:val="18"/>
@@ -2524,6 +2812,10 @@
         <w:gridCol w:w="10166"/>
       </w:tblGrid>
       <w:tr>
+        <w:trPr>
+          <w:tblHeader/>
+          <w:cantSplit/>
+        </w:trPr>
         <w:tc>
           <w:tcPr>
             <w:tcW w:type="dxa" w:w="10166"/>
@@ -2536,6 +2828,9 @@
             </w:tcMar>
           </w:tcPr>
           <w:p>
+            <w:pPr>
+              <w:keepNext w:val="0"/>
+            </w:pPr>
             <w:r>
               <w:rPr>
                 <w:b/>
@@ -2575,6 +2870,7 @@
     </w:p>
     <w:p>
       <w:pPr>
+        <w:keepNext/>
         <w:spacing w:before="80" w:after="40"/>
         <w:jc w:val="center"/>
       </w:pPr>
@@ -2616,14 +2912,20 @@
     <w:p>
       <w:pPr>
         <w:pStyle w:val="ETISCaption"/>
+        <w:keepNext w:val="0"/>
+        <w:keepLines/>
         <w:jc w:val="center"/>
       </w:pPr>
       <w:r>
         <w:t>Figure 6. Reviews list. Each session retains phase, review type, student, status, turn count, and time context.</w:t>
       </w:r>
+      <w:r>
+        <w:t xml:space="preserve"> Historical reference figure; current text governs.</w:t>
+      </w:r>
     </w:p>
     <w:p>
       <w:pPr>
+        <w:keepNext/>
         <w:spacing w:before="80" w:after="40"/>
         <w:jc w:val="center"/>
       </w:pPr>
@@ -2665,10 +2967,15 @@
     <w:p>
       <w:pPr>
         <w:pStyle w:val="ETISCaption"/>
+        <w:keepNext w:val="0"/>
+        <w:keepLines/>
         <w:jc w:val="center"/>
       </w:pPr>
       <w:r>
         <w:t>Figure 7. Read-only teaching-staff review drill-down. Persisted turns and frozen evidence provenance are visible; drafts and unsent text are not.</w:t>
+      </w:r>
+      <w:r>
+        <w:t xml:space="preserve"> Historical reference figure; current text governs.</w:t>
       </w:r>
     </w:p>
     <w:p>
@@ -2717,6 +3024,10 @@
         <w:gridCol w:w="10166"/>
       </w:tblGrid>
       <w:tr>
+        <w:trPr>
+          <w:tblHeader/>
+          <w:cantSplit/>
+        </w:trPr>
         <w:tc>
           <w:tcPr>
             <w:tcW w:type="dxa" w:w="10166"/>
@@ -2729,6 +3040,9 @@
             </w:tcMar>
           </w:tcPr>
           <w:p>
+            <w:pPr>
+              <w:keepNext w:val="0"/>
+            </w:pPr>
             <w:r>
               <w:rPr>
                 <w:b/>
@@ -2768,6 +3082,7 @@
     </w:p>
     <w:p>
       <w:pPr>
+        <w:keepNext/>
         <w:spacing w:before="80" w:after="40"/>
         <w:jc w:val="center"/>
       </w:pPr>
@@ -2809,10 +3124,15 @@
     <w:p>
       <w:pPr>
         <w:pStyle w:val="ETISCaption"/>
+        <w:keepNext w:val="0"/>
+        <w:keepLines/>
         <w:jc w:val="center"/>
       </w:pPr>
       <w:r>
         <w:t>Figure 8. Instructor Engineering Evidence view. Strengths and current findings are tied to a named snapshot and current phase.</w:t>
+      </w:r>
+      <w:r>
+        <w:t xml:space="preserve"> Historical reference figure; current text governs.</w:t>
       </w:r>
     </w:p>
     <w:tbl>
@@ -2829,6 +3149,8 @@
       <w:tr>
         <w:trPr>
           <w:tblHeader w:val="true"/>
+          <w:tblHeader/>
+          <w:cantSplit/>
         </w:trPr>
         <w:tc>
           <w:tcPr>
@@ -2842,6 +3164,9 @@
             </w:tcMar>
           </w:tcPr>
           <w:p>
+            <w:pPr>
+              <w:keepNext w:val="0"/>
+            </w:pPr>
             <w:r>
               <w:rPr>
                 <w:b/>
@@ -2864,6 +3189,9 @@
             </w:tcMar>
           </w:tcPr>
           <w:p>
+            <w:pPr>
+              <w:keepNext w:val="0"/>
+            </w:pPr>
             <w:r>
               <w:rPr>
                 <w:b/>
@@ -2890,6 +3218,9 @@
             </w:tcMar>
           </w:tcPr>
           <w:p>
+            <w:pPr>
+              <w:keepNext w:val="0"/>
+            </w:pPr>
             <w:r>
               <w:rPr>
                 <w:sz w:val="18"/>
@@ -2909,6 +3240,9 @@
             </w:tcMar>
           </w:tcPr>
           <w:p>
+            <w:pPr>
+              <w:keepNext w:val="0"/>
+            </w:pPr>
             <w:r>
               <w:rPr>
                 <w:sz w:val="18"/>
@@ -2933,6 +3267,9 @@
             </w:tcMar>
           </w:tcPr>
           <w:p>
+            <w:pPr>
+              <w:keepNext w:val="0"/>
+            </w:pPr>
             <w:r>
               <w:rPr>
                 <w:sz w:val="18"/>
@@ -2952,6 +3289,9 @@
             </w:tcMar>
           </w:tcPr>
           <w:p>
+            <w:pPr>
+              <w:keepNext w:val="0"/>
+            </w:pPr>
             <w:r>
               <w:rPr>
                 <w:sz w:val="18"/>
@@ -2976,6 +3316,9 @@
             </w:tcMar>
           </w:tcPr>
           <w:p>
+            <w:pPr>
+              <w:keepNext w:val="0"/>
+            </w:pPr>
             <w:r>
               <w:rPr>
                 <w:sz w:val="18"/>
@@ -2995,6 +3338,9 @@
             </w:tcMar>
           </w:tcPr>
           <w:p>
+            <w:pPr>
+              <w:keepNext w:val="0"/>
+            </w:pPr>
             <w:r>
               <w:rPr>
                 <w:sz w:val="18"/>
@@ -3019,6 +3365,9 @@
             </w:tcMar>
           </w:tcPr>
           <w:p>
+            <w:pPr>
+              <w:keepNext w:val="0"/>
+            </w:pPr>
             <w:r>
               <w:rPr>
                 <w:sz w:val="18"/>
@@ -3038,6 +3387,9 @@
             </w:tcMar>
           </w:tcPr>
           <w:p>
+            <w:pPr>
+              <w:keepNext w:val="0"/>
+            </w:pPr>
             <w:r>
               <w:rPr>
                 <w:sz w:val="18"/>
@@ -3062,6 +3414,9 @@
             </w:tcMar>
           </w:tcPr>
           <w:p>
+            <w:pPr>
+              <w:keepNext w:val="0"/>
+            </w:pPr>
             <w:r>
               <w:rPr>
                 <w:sz w:val="18"/>
@@ -3081,6 +3436,9 @@
             </w:tcMar>
           </w:tcPr>
           <w:p>
+            <w:pPr>
+              <w:keepNext w:val="0"/>
+            </w:pPr>
             <w:r>
               <w:rPr>
                 <w:sz w:val="18"/>
@@ -3106,6 +3464,10 @@
         <w:gridCol w:w="10166"/>
       </w:tblGrid>
       <w:tr>
+        <w:trPr>
+          <w:tblHeader/>
+          <w:cantSplit/>
+        </w:trPr>
         <w:tc>
           <w:tcPr>
             <w:tcW w:type="dxa" w:w="10166"/>
@@ -3118,6 +3480,9 @@
             </w:tcMar>
           </w:tcPr>
           <w:p>
+            <w:pPr>
+              <w:keepNext w:val="0"/>
+            </w:pPr>
             <w:r>
               <w:rPr>
                 <w:b/>
@@ -3247,6 +3612,39 @@
     </w:p>
     <w:p>
       <w:pPr>
+        <w:pStyle w:val="Heading2"/>
+      </w:pPr>
+      <w:r>
+        <w:t>Finding closure and action authorship</w:t>
+      </w:r>
+    </w:p>
+    <w:p>
+      <w:r>
+        <w:t>Only authoritative corrected or resolved findings are closed. Confirmed, evidence disputed, accepted risk and deferred findings remain open. Inspecting, searching, recommending and completing a review do not close a finding; work after the snapshot cannot close it on that earlier snapshot.</w:t>
+      </w:r>
+    </w:p>
+    <w:p>
+      <w:r>
+        <w:t>The Review Room is the conversation home. Engineering Evidence is the saved source notebook. Same-snapshot and newer-saved-snapshot notices explain their relationship; browsing newer saved evidence never changes an active review’s frozen baseline.</w:t>
+      </w:r>
+    </w:p>
+    <w:p>
+      <w:r>
+        <w:t>Inspect cited source opens the attached frozen artifact. Find supporting evidence searches the frozen snapshot for equivalent evidence; it is bounded and not exhaustive. Discuss helps you understand, Challenge tests an interpretation, and Help me resolve this coaches next work. An absent source must not be replaced by a guessed file link.</w:t>
+      </w:r>
+    </w:p>
+    <w:p>
+      <w:r>
+        <w:t>Button-triggered instructions are recorded as review actions, not as words the student wrote. Unsent drafts are preserved and remain private. Optional review context and other concerns stay secondary to the current concern and conversation.</w:t>
+      </w:r>
+    </w:p>
+    <w:p>
+      <w:r>
+        <w:t>Before validating a challenge, confirm the evidence was already in the named frozen snapshot and is substantively equivalent. A reviewer concession is not sufficient lifecycle authority. Use only the explicit permitted correction/disposition path; generic staff read access cannot act as the student.</w:t>
+      </w:r>
+    </w:p>
+    <w:p>
+      <w:pPr>
         <w:pStyle w:val="Heading1"/>
       </w:pPr>
       <w:r>
@@ -3283,6 +3681,10 @@
         <w:gridCol w:w="1452"/>
       </w:tblGrid>
       <w:tr>
+        <w:trPr>
+          <w:tblHeader/>
+          <w:cantSplit/>
+        </w:trPr>
         <w:tc>
           <w:tcPr>
             <w:tcW w:type="dxa" w:w="1452"/>
@@ -3297,6 +3699,7 @@
           </w:tcPr>
           <w:p>
             <w:pPr>
+              <w:keepNext w:val="0"/>
               <w:jc w:val="center"/>
             </w:pPr>
             <w:r>
@@ -3322,6 +3725,7 @@
           </w:tcPr>
           <w:p>
             <w:pPr>
+              <w:keepNext w:val="0"/>
               <w:jc w:val="center"/>
             </w:pPr>
             <w:r>
@@ -3347,6 +3751,7 @@
           </w:tcPr>
           <w:p>
             <w:pPr>
+              <w:keepNext w:val="0"/>
               <w:jc w:val="center"/>
             </w:pPr>
             <w:r>
@@ -3372,6 +3777,7 @@
           </w:tcPr>
           <w:p>
             <w:pPr>
+              <w:keepNext w:val="0"/>
               <w:jc w:val="center"/>
             </w:pPr>
             <w:r>
@@ -3397,6 +3803,7 @@
           </w:tcPr>
           <w:p>
             <w:pPr>
+              <w:keepNext w:val="0"/>
               <w:jc w:val="center"/>
             </w:pPr>
             <w:r>
@@ -3422,6 +3829,7 @@
           </w:tcPr>
           <w:p>
             <w:pPr>
+              <w:keepNext w:val="0"/>
               <w:jc w:val="center"/>
             </w:pPr>
             <w:r>
@@ -3447,6 +3855,7 @@
           </w:tcPr>
           <w:p>
             <w:pPr>
+              <w:keepNext w:val="0"/>
               <w:jc w:val="center"/>
             </w:pPr>
             <w:r>
@@ -3475,6 +3884,10 @@
         <w:gridCol w:w="10166"/>
       </w:tblGrid>
       <w:tr>
+        <w:trPr>
+          <w:tblHeader/>
+          <w:cantSplit/>
+        </w:trPr>
         <w:tc>
           <w:tcPr>
             <w:tcW w:type="dxa" w:w="10166"/>
@@ -3487,6 +3900,9 @@
             </w:tcMar>
           </w:tcPr>
           <w:p>
+            <w:pPr>
+              <w:keepNext w:val="0"/>
+            </w:pPr>
             <w:r>
               <w:rPr>
                 <w:b/>
@@ -3562,6 +3978,7 @@
     </w:p>
     <w:p>
       <w:pPr>
+        <w:keepNext/>
         <w:spacing w:before="80" w:after="40"/>
         <w:jc w:val="center"/>
       </w:pPr>
@@ -3603,10 +4020,15 @@
     <w:p>
       <w:pPr>
         <w:pStyle w:val="ETISCaption"/>
+        <w:keepNext w:val="0"/>
+        <w:keepLines/>
         <w:jc w:val="center"/>
       </w:pPr>
       <w:r>
         <w:t>Figure 9. AI Usage &amp; Cost. The section selector scopes telemetry; the surface explicitly states that usage telemetry is operational intelligence, not student evaluation.</w:t>
+      </w:r>
+      <w:r>
+        <w:t xml:space="preserve"> Historical reference figure; current text governs.</w:t>
       </w:r>
     </w:p>
     <w:tbl>
@@ -3624,6 +4046,8 @@
       <w:tr>
         <w:trPr>
           <w:tblHeader w:val="true"/>
+          <w:tblHeader/>
+          <w:cantSplit/>
         </w:trPr>
         <w:tc>
           <w:tcPr>
@@ -3637,6 +4061,9 @@
             </w:tcMar>
           </w:tcPr>
           <w:p>
+            <w:pPr>
+              <w:keepNext w:val="0"/>
+            </w:pPr>
             <w:r>
               <w:rPr>
                 <w:b/>
@@ -3659,6 +4086,9 @@
             </w:tcMar>
           </w:tcPr>
           <w:p>
+            <w:pPr>
+              <w:keepNext w:val="0"/>
+            </w:pPr>
             <w:r>
               <w:rPr>
                 <w:b/>
@@ -3681,6 +4111,9 @@
             </w:tcMar>
           </w:tcPr>
           <w:p>
+            <w:pPr>
+              <w:keepNext w:val="0"/>
+            </w:pPr>
             <w:r>
               <w:rPr>
                 <w:b/>
@@ -3707,6 +4140,9 @@
             </w:tcMar>
           </w:tcPr>
           <w:p>
+            <w:pPr>
+              <w:keepNext w:val="0"/>
+            </w:pPr>
             <w:r>
               <w:rPr>
                 <w:sz w:val="18"/>
@@ -3726,6 +4162,9 @@
             </w:tcMar>
           </w:tcPr>
           <w:p>
+            <w:pPr>
+              <w:keepNext w:val="0"/>
+            </w:pPr>
             <w:r>
               <w:rPr>
                 <w:sz w:val="18"/>
@@ -3745,6 +4184,9 @@
             </w:tcMar>
           </w:tcPr>
           <w:p>
+            <w:pPr>
+              <w:keepNext w:val="0"/>
+            </w:pPr>
             <w:r>
               <w:rPr>
                 <w:sz w:val="18"/>
@@ -3769,6 +4211,9 @@
             </w:tcMar>
           </w:tcPr>
           <w:p>
+            <w:pPr>
+              <w:keepNext w:val="0"/>
+            </w:pPr>
             <w:r>
               <w:rPr>
                 <w:sz w:val="18"/>
@@ -3788,6 +4233,9 @@
             </w:tcMar>
           </w:tcPr>
           <w:p>
+            <w:pPr>
+              <w:keepNext w:val="0"/>
+            </w:pPr>
             <w:r>
               <w:rPr>
                 <w:sz w:val="18"/>
@@ -3807,6 +4255,9 @@
             </w:tcMar>
           </w:tcPr>
           <w:p>
+            <w:pPr>
+              <w:keepNext w:val="0"/>
+            </w:pPr>
             <w:r>
               <w:rPr>
                 <w:sz w:val="18"/>
@@ -3831,6 +4282,9 @@
             </w:tcMar>
           </w:tcPr>
           <w:p>
+            <w:pPr>
+              <w:keepNext w:val="0"/>
+            </w:pPr>
             <w:r>
               <w:rPr>
                 <w:sz w:val="18"/>
@@ -3850,6 +4304,9 @@
             </w:tcMar>
           </w:tcPr>
           <w:p>
+            <w:pPr>
+              <w:keepNext w:val="0"/>
+            </w:pPr>
             <w:r>
               <w:rPr>
                 <w:sz w:val="18"/>
@@ -3869,6 +4326,9 @@
             </w:tcMar>
           </w:tcPr>
           <w:p>
+            <w:pPr>
+              <w:keepNext w:val="0"/>
+            </w:pPr>
             <w:r>
               <w:rPr>
                 <w:sz w:val="18"/>
@@ -3893,6 +4353,9 @@
             </w:tcMar>
           </w:tcPr>
           <w:p>
+            <w:pPr>
+              <w:keepNext w:val="0"/>
+            </w:pPr>
             <w:r>
               <w:rPr>
                 <w:sz w:val="18"/>
@@ -3912,6 +4375,9 @@
             </w:tcMar>
           </w:tcPr>
           <w:p>
+            <w:pPr>
+              <w:keepNext w:val="0"/>
+            </w:pPr>
             <w:r>
               <w:rPr>
                 <w:sz w:val="18"/>
@@ -3931,6 +4397,9 @@
             </w:tcMar>
           </w:tcPr>
           <w:p>
+            <w:pPr>
+              <w:keepNext w:val="0"/>
+            </w:pPr>
             <w:r>
               <w:rPr>
                 <w:sz w:val="18"/>
@@ -3955,6 +4424,9 @@
             </w:tcMar>
           </w:tcPr>
           <w:p>
+            <w:pPr>
+              <w:keepNext w:val="0"/>
+            </w:pPr>
             <w:r>
               <w:rPr>
                 <w:sz w:val="18"/>
@@ -3974,6 +4446,9 @@
             </w:tcMar>
           </w:tcPr>
           <w:p>
+            <w:pPr>
+              <w:keepNext w:val="0"/>
+            </w:pPr>
             <w:r>
               <w:rPr>
                 <w:sz w:val="18"/>
@@ -3993,6 +4468,9 @@
             </w:tcMar>
           </w:tcPr>
           <w:p>
+            <w:pPr>
+              <w:keepNext w:val="0"/>
+            </w:pPr>
             <w:r>
               <w:rPr>
                 <w:sz w:val="18"/>
@@ -4023,6 +4501,7 @@
     </w:p>
     <w:p>
       <w:pPr>
+        <w:keepNext/>
         <w:spacing w:before="80" w:after="40"/>
         <w:jc w:val="center"/>
       </w:pPr>
@@ -4064,10 +4543,15 @@
     <w:p>
       <w:pPr>
         <w:pStyle w:val="ETISCaption"/>
+        <w:keepNext w:val="0"/>
+        <w:keepLines/>
         <w:jc w:val="center"/>
       </w:pPr>
       <w:r>
         <w:t>Figure 10. Settings &amp; Access. The current privilege card helps staff confirm their authority posture without exposing secrets.</w:t>
+      </w:r>
+      <w:r>
+        <w:t xml:space="preserve"> Historical reference figure; current text governs.</w:t>
       </w:r>
     </w:p>
     <w:tbl>
@@ -4080,6 +4564,10 @@
         <w:gridCol w:w="10166"/>
       </w:tblGrid>
       <w:tr>
+        <w:trPr>
+          <w:tblHeader/>
+          <w:cantSplit/>
+        </w:trPr>
         <w:tc>
           <w:tcPr>
             <w:tcW w:type="dxa" w:w="10166"/>
@@ -4092,6 +4580,9 @@
             </w:tcMar>
           </w:tcPr>
           <w:p>
+            <w:pPr>
+              <w:keepNext w:val="0"/>
+            </w:pPr>
             <w:r>
               <w:rPr>
                 <w:b/>
@@ -4138,6 +4629,8 @@
       <w:tr>
         <w:trPr>
           <w:tblHeader w:val="true"/>
+          <w:tblHeader/>
+          <w:cantSplit/>
         </w:trPr>
         <w:tc>
           <w:tcPr>
@@ -4151,6 +4644,9 @@
             </w:tcMar>
           </w:tcPr>
           <w:p>
+            <w:pPr>
+              <w:keepNext w:val="0"/>
+            </w:pPr>
             <w:r>
               <w:rPr>
                 <w:b/>
@@ -4173,6 +4669,9 @@
             </w:tcMar>
           </w:tcPr>
           <w:p>
+            <w:pPr>
+              <w:keepNext w:val="0"/>
+            </w:pPr>
             <w:r>
               <w:rPr>
                 <w:b/>
@@ -4199,6 +4698,9 @@
             </w:tcMar>
           </w:tcPr>
           <w:p>
+            <w:pPr>
+              <w:keepNext w:val="0"/>
+            </w:pPr>
             <w:r>
               <w:rPr>
                 <w:sz w:val="18"/>
@@ -4218,6 +4720,9 @@
             </w:tcMar>
           </w:tcPr>
           <w:p>
+            <w:pPr>
+              <w:keepNext w:val="0"/>
+            </w:pPr>
             <w:r>
               <w:rPr>
                 <w:sz w:val="18"/>
@@ -4242,6 +4747,9 @@
             </w:tcMar>
           </w:tcPr>
           <w:p>
+            <w:pPr>
+              <w:keepNext w:val="0"/>
+            </w:pPr>
             <w:r>
               <w:rPr>
                 <w:sz w:val="18"/>
@@ -4261,6 +4769,9 @@
             </w:tcMar>
           </w:tcPr>
           <w:p>
+            <w:pPr>
+              <w:keepNext w:val="0"/>
+            </w:pPr>
             <w:r>
               <w:rPr>
                 <w:sz w:val="18"/>
@@ -4285,6 +4796,9 @@
             </w:tcMar>
           </w:tcPr>
           <w:p>
+            <w:pPr>
+              <w:keepNext w:val="0"/>
+            </w:pPr>
             <w:r>
               <w:rPr>
                 <w:sz w:val="18"/>
@@ -4304,6 +4818,9 @@
             </w:tcMar>
           </w:tcPr>
           <w:p>
+            <w:pPr>
+              <w:keepNext w:val="0"/>
+            </w:pPr>
             <w:r>
               <w:rPr>
                 <w:sz w:val="18"/>
@@ -4328,6 +4845,9 @@
             </w:tcMar>
           </w:tcPr>
           <w:p>
+            <w:pPr>
+              <w:keepNext w:val="0"/>
+            </w:pPr>
             <w:r>
               <w:rPr>
                 <w:sz w:val="18"/>
@@ -4347,6 +4867,9 @@
             </w:tcMar>
           </w:tcPr>
           <w:p>
+            <w:pPr>
+              <w:keepNext w:val="0"/>
+            </w:pPr>
             <w:r>
               <w:rPr>
                 <w:sz w:val="18"/>
@@ -4371,6 +4894,9 @@
             </w:tcMar>
           </w:tcPr>
           <w:p>
+            <w:pPr>
+              <w:keepNext w:val="0"/>
+            </w:pPr>
             <w:r>
               <w:rPr>
                 <w:sz w:val="18"/>
@@ -4390,6 +4916,9 @@
             </w:tcMar>
           </w:tcPr>
           <w:p>
+            <w:pPr>
+              <w:keepNext w:val="0"/>
+            </w:pPr>
             <w:r>
               <w:rPr>
                 <w:sz w:val="18"/>
@@ -4415,6 +4944,10 @@
         <w:gridCol w:w="10166"/>
       </w:tblGrid>
       <w:tr>
+        <w:trPr>
+          <w:tblHeader/>
+          <w:cantSplit/>
+        </w:trPr>
         <w:tc>
           <w:tcPr>
             <w:tcW w:type="dxa" w:w="10166"/>
@@ -4427,6 +4960,9 @@
             </w:tcMar>
           </w:tcPr>
           <w:p>
+            <w:pPr>
+              <w:keepNext w:val="0"/>
+            </w:pPr>
             <w:r>
               <w:rPr>
                 <w:b/>
@@ -4483,6 +5019,10 @@
         <w:gridCol w:w="1694"/>
       </w:tblGrid>
       <w:tr>
+        <w:trPr>
+          <w:tblHeader/>
+          <w:cantSplit/>
+        </w:trPr>
         <w:tc>
           <w:tcPr>
             <w:tcW w:type="dxa" w:w="1694"/>
@@ -4497,6 +5037,7 @@
           </w:tcPr>
           <w:p>
             <w:pPr>
+              <w:keepNext w:val="0"/>
               <w:jc w:val="center"/>
             </w:pPr>
             <w:r>
@@ -4522,6 +5063,7 @@
           </w:tcPr>
           <w:p>
             <w:pPr>
+              <w:keepNext w:val="0"/>
               <w:jc w:val="center"/>
             </w:pPr>
             <w:r>
@@ -4547,6 +5089,7 @@
           </w:tcPr>
           <w:p>
             <w:pPr>
+              <w:keepNext w:val="0"/>
               <w:jc w:val="center"/>
             </w:pPr>
             <w:r>
@@ -4572,6 +5115,7 @@
           </w:tcPr>
           <w:p>
             <w:pPr>
+              <w:keepNext w:val="0"/>
               <w:jc w:val="center"/>
             </w:pPr>
             <w:r>
@@ -4597,6 +5141,7 @@
           </w:tcPr>
           <w:p>
             <w:pPr>
+              <w:keepNext w:val="0"/>
               <w:jc w:val="center"/>
             </w:pPr>
             <w:r>
@@ -4622,6 +5167,7 @@
           </w:tcPr>
           <w:p>
             <w:pPr>
+              <w:keepNext w:val="0"/>
               <w:jc w:val="center"/>
             </w:pPr>
             <w:r>
@@ -4654,6 +5200,8 @@
       <w:tr>
         <w:trPr>
           <w:tblHeader w:val="true"/>
+          <w:tblHeader/>
+          <w:cantSplit/>
         </w:trPr>
         <w:tc>
           <w:tcPr>
@@ -4667,6 +5215,9 @@
             </w:tcMar>
           </w:tcPr>
           <w:p>
+            <w:pPr>
+              <w:keepNext w:val="0"/>
+            </w:pPr>
             <w:r>
               <w:rPr>
                 <w:b/>
@@ -4689,6 +5240,9 @@
             </w:tcMar>
           </w:tcPr>
           <w:p>
+            <w:pPr>
+              <w:keepNext w:val="0"/>
+            </w:pPr>
             <w:r>
               <w:rPr>
                 <w:b/>
@@ -4715,6 +5269,9 @@
             </w:tcMar>
           </w:tcPr>
           <w:p>
+            <w:pPr>
+              <w:keepNext w:val="0"/>
+            </w:pPr>
             <w:r>
               <w:rPr>
                 <w:sz w:val="18"/>
@@ -4734,6 +5291,9 @@
             </w:tcMar>
           </w:tcPr>
           <w:p>
+            <w:pPr>
+              <w:keepNext w:val="0"/>
+            </w:pPr>
             <w:r>
               <w:rPr>
                 <w:sz w:val="18"/>
@@ -4758,6 +5318,9 @@
             </w:tcMar>
           </w:tcPr>
           <w:p>
+            <w:pPr>
+              <w:keepNext w:val="0"/>
+            </w:pPr>
             <w:r>
               <w:rPr>
                 <w:sz w:val="18"/>
@@ -4777,6 +5340,9 @@
             </w:tcMar>
           </w:tcPr>
           <w:p>
+            <w:pPr>
+              <w:keepNext w:val="0"/>
+            </w:pPr>
             <w:r>
               <w:rPr>
                 <w:sz w:val="18"/>
@@ -4801,6 +5367,9 @@
             </w:tcMar>
           </w:tcPr>
           <w:p>
+            <w:pPr>
+              <w:keepNext w:val="0"/>
+            </w:pPr>
             <w:r>
               <w:rPr>
                 <w:sz w:val="18"/>
@@ -4820,6 +5389,9 @@
             </w:tcMar>
           </w:tcPr>
           <w:p>
+            <w:pPr>
+              <w:keepNext w:val="0"/>
+            </w:pPr>
             <w:r>
               <w:rPr>
                 <w:sz w:val="18"/>
@@ -4844,6 +5416,9 @@
             </w:tcMar>
           </w:tcPr>
           <w:p>
+            <w:pPr>
+              <w:keepNext w:val="0"/>
+            </w:pPr>
             <w:r>
               <w:rPr>
                 <w:sz w:val="18"/>
@@ -4863,6 +5438,9 @@
             </w:tcMar>
           </w:tcPr>
           <w:p>
+            <w:pPr>
+              <w:keepNext w:val="0"/>
+            </w:pPr>
             <w:r>
               <w:rPr>
                 <w:sz w:val="18"/>
@@ -4887,6 +5465,9 @@
             </w:tcMar>
           </w:tcPr>
           <w:p>
+            <w:pPr>
+              <w:keepNext w:val="0"/>
+            </w:pPr>
             <w:r>
               <w:rPr>
                 <w:sz w:val="18"/>
@@ -4906,6 +5487,9 @@
             </w:tcMar>
           </w:tcPr>
           <w:p>
+            <w:pPr>
+              <w:keepNext w:val="0"/>
+            </w:pPr>
             <w:r>
               <w:rPr>
                 <w:sz w:val="18"/>
@@ -4943,6 +5527,8 @@
       <w:tr>
         <w:trPr>
           <w:tblHeader w:val="true"/>
+          <w:tblHeader/>
+          <w:cantSplit/>
         </w:trPr>
         <w:tc>
           <w:tcPr>
@@ -4956,6 +5542,9 @@
             </w:tcMar>
           </w:tcPr>
           <w:p>
+            <w:pPr>
+              <w:keepNext w:val="0"/>
+            </w:pPr>
             <w:r>
               <w:rPr>
                 <w:b/>
@@ -4978,6 +5567,9 @@
             </w:tcMar>
           </w:tcPr>
           <w:p>
+            <w:pPr>
+              <w:keepNext w:val="0"/>
+            </w:pPr>
             <w:r>
               <w:rPr>
                 <w:b/>
@@ -5004,6 +5596,9 @@
             </w:tcMar>
           </w:tcPr>
           <w:p>
+            <w:pPr>
+              <w:keepNext w:val="0"/>
+            </w:pPr>
             <w:r>
               <w:rPr>
                 <w:sz w:val="18"/>
@@ -5023,6 +5618,9 @@
             </w:tcMar>
           </w:tcPr>
           <w:p>
+            <w:pPr>
+              <w:keepNext w:val="0"/>
+            </w:pPr>
             <w:r>
               <w:rPr>
                 <w:sz w:val="18"/>
@@ -5047,6 +5645,9 @@
             </w:tcMar>
           </w:tcPr>
           <w:p>
+            <w:pPr>
+              <w:keepNext w:val="0"/>
+            </w:pPr>
             <w:r>
               <w:rPr>
                 <w:sz w:val="18"/>
@@ -5066,6 +5667,9 @@
             </w:tcMar>
           </w:tcPr>
           <w:p>
+            <w:pPr>
+              <w:keepNext w:val="0"/>
+            </w:pPr>
             <w:r>
               <w:rPr>
                 <w:sz w:val="18"/>
@@ -5090,6 +5694,9 @@
             </w:tcMar>
           </w:tcPr>
           <w:p>
+            <w:pPr>
+              <w:keepNext w:val="0"/>
+            </w:pPr>
             <w:r>
               <w:rPr>
                 <w:sz w:val="18"/>
@@ -5109,6 +5716,9 @@
             </w:tcMar>
           </w:tcPr>
           <w:p>
+            <w:pPr>
+              <w:keepNext w:val="0"/>
+            </w:pPr>
             <w:r>
               <w:rPr>
                 <w:sz w:val="18"/>
@@ -5133,6 +5743,9 @@
             </w:tcMar>
           </w:tcPr>
           <w:p>
+            <w:pPr>
+              <w:keepNext w:val="0"/>
+            </w:pPr>
             <w:r>
               <w:rPr>
                 <w:sz w:val="18"/>
@@ -5152,6 +5765,9 @@
             </w:tcMar>
           </w:tcPr>
           <w:p>
+            <w:pPr>
+              <w:keepNext w:val="0"/>
+            </w:pPr>
             <w:r>
               <w:rPr>
                 <w:sz w:val="18"/>
@@ -5176,6 +5792,9 @@
             </w:tcMar>
           </w:tcPr>
           <w:p>
+            <w:pPr>
+              <w:keepNext w:val="0"/>
+            </w:pPr>
             <w:r>
               <w:rPr>
                 <w:sz w:val="18"/>
@@ -5195,6 +5814,9 @@
             </w:tcMar>
           </w:tcPr>
           <w:p>
+            <w:pPr>
+              <w:keepNext w:val="0"/>
+            </w:pPr>
             <w:r>
               <w:rPr>
                 <w:sz w:val="18"/>
@@ -5219,6 +5841,9 @@
             </w:tcMar>
           </w:tcPr>
           <w:p>
+            <w:pPr>
+              <w:keepNext w:val="0"/>
+            </w:pPr>
             <w:r>
               <w:rPr>
                 <w:sz w:val="18"/>
@@ -5238,6 +5863,9 @@
             </w:tcMar>
           </w:tcPr>
           <w:p>
+            <w:pPr>
+              <w:keepNext w:val="0"/>
+            </w:pPr>
             <w:r>
               <w:rPr>
                 <w:sz w:val="18"/>
@@ -5262,6 +5890,9 @@
             </w:tcMar>
           </w:tcPr>
           <w:p>
+            <w:pPr>
+              <w:keepNext w:val="0"/>
+            </w:pPr>
             <w:r>
               <w:rPr>
                 <w:sz w:val="18"/>
@@ -5281,6 +5912,9 @@
             </w:tcMar>
           </w:tcPr>
           <w:p>
+            <w:pPr>
+              <w:keepNext w:val="0"/>
+            </w:pPr>
             <w:r>
               <w:rPr>
                 <w:sz w:val="18"/>
@@ -5305,6 +5939,9 @@
             </w:tcMar>
           </w:tcPr>
           <w:p>
+            <w:pPr>
+              <w:keepNext w:val="0"/>
+            </w:pPr>
             <w:r>
               <w:rPr>
                 <w:sz w:val="18"/>
@@ -5324,6 +5961,9 @@
             </w:tcMar>
           </w:tcPr>
           <w:p>
+            <w:pPr>
+              <w:keepNext w:val="0"/>
+            </w:pPr>
             <w:r>
               <w:rPr>
                 <w:sz w:val="18"/>
@@ -5362,6 +6002,8 @@
       <w:tr>
         <w:trPr>
           <w:tblHeader w:val="true"/>
+          <w:tblHeader/>
+          <w:cantSplit/>
         </w:trPr>
         <w:tc>
           <w:tcPr>
@@ -5375,6 +6017,9 @@
             </w:tcMar>
           </w:tcPr>
           <w:p>
+            <w:pPr>
+              <w:keepNext w:val="0"/>
+            </w:pPr>
             <w:r>
               <w:rPr>
                 <w:b/>
@@ -5397,6 +6042,9 @@
             </w:tcMar>
           </w:tcPr>
           <w:p>
+            <w:pPr>
+              <w:keepNext w:val="0"/>
+            </w:pPr>
             <w:r>
               <w:rPr>
                 <w:b/>
@@ -5419,6 +6067,9 @@
             </w:tcMar>
           </w:tcPr>
           <w:p>
+            <w:pPr>
+              <w:keepNext w:val="0"/>
+            </w:pPr>
             <w:r>
               <w:rPr>
                 <w:b/>
@@ -5445,6 +6096,9 @@
             </w:tcMar>
           </w:tcPr>
           <w:p>
+            <w:pPr>
+              <w:keepNext w:val="0"/>
+            </w:pPr>
             <w:r>
               <w:rPr>
                 <w:sz w:val="18"/>
@@ -5464,6 +6118,9 @@
             </w:tcMar>
           </w:tcPr>
           <w:p>
+            <w:pPr>
+              <w:keepNext w:val="0"/>
+            </w:pPr>
             <w:r>
               <w:rPr>
                 <w:sz w:val="18"/>
@@ -5483,6 +6140,9 @@
             </w:tcMar>
           </w:tcPr>
           <w:p>
+            <w:pPr>
+              <w:keepNext w:val="0"/>
+            </w:pPr>
             <w:r>
               <w:rPr>
                 <w:sz w:val="18"/>
@@ -5507,6 +6167,9 @@
             </w:tcMar>
           </w:tcPr>
           <w:p>
+            <w:pPr>
+              <w:keepNext w:val="0"/>
+            </w:pPr>
             <w:r>
               <w:rPr>
                 <w:sz w:val="18"/>
@@ -5526,6 +6189,9 @@
             </w:tcMar>
           </w:tcPr>
           <w:p>
+            <w:pPr>
+              <w:keepNext w:val="0"/>
+            </w:pPr>
             <w:r>
               <w:rPr>
                 <w:sz w:val="18"/>
@@ -5545,6 +6211,9 @@
             </w:tcMar>
           </w:tcPr>
           <w:p>
+            <w:pPr>
+              <w:keepNext w:val="0"/>
+            </w:pPr>
             <w:r>
               <w:rPr>
                 <w:sz w:val="18"/>
@@ -5569,6 +6238,9 @@
             </w:tcMar>
           </w:tcPr>
           <w:p>
+            <w:pPr>
+              <w:keepNext w:val="0"/>
+            </w:pPr>
             <w:r>
               <w:rPr>
                 <w:sz w:val="18"/>
@@ -5588,6 +6260,9 @@
             </w:tcMar>
           </w:tcPr>
           <w:p>
+            <w:pPr>
+              <w:keepNext w:val="0"/>
+            </w:pPr>
             <w:r>
               <w:rPr>
                 <w:sz w:val="18"/>
@@ -5607,6 +6282,9 @@
             </w:tcMar>
           </w:tcPr>
           <w:p>
+            <w:pPr>
+              <w:keepNext w:val="0"/>
+            </w:pPr>
             <w:r>
               <w:rPr>
                 <w:sz w:val="18"/>
@@ -5631,6 +6309,9 @@
             </w:tcMar>
           </w:tcPr>
           <w:p>
+            <w:pPr>
+              <w:keepNext w:val="0"/>
+            </w:pPr>
             <w:r>
               <w:rPr>
                 <w:sz w:val="18"/>
@@ -5650,6 +6331,9 @@
             </w:tcMar>
           </w:tcPr>
           <w:p>
+            <w:pPr>
+              <w:keepNext w:val="0"/>
+            </w:pPr>
             <w:r>
               <w:rPr>
                 <w:sz w:val="18"/>
@@ -5669,6 +6353,9 @@
             </w:tcMar>
           </w:tcPr>
           <w:p>
+            <w:pPr>
+              <w:keepNext w:val="0"/>
+            </w:pPr>
             <w:r>
               <w:rPr>
                 <w:sz w:val="18"/>
@@ -5693,6 +6380,9 @@
             </w:tcMar>
           </w:tcPr>
           <w:p>
+            <w:pPr>
+              <w:keepNext w:val="0"/>
+            </w:pPr>
             <w:r>
               <w:rPr>
                 <w:sz w:val="18"/>
@@ -5712,6 +6402,9 @@
             </w:tcMar>
           </w:tcPr>
           <w:p>
+            <w:pPr>
+              <w:keepNext w:val="0"/>
+            </w:pPr>
             <w:r>
               <w:rPr>
                 <w:sz w:val="18"/>
@@ -5731,6 +6424,9 @@
             </w:tcMar>
           </w:tcPr>
           <w:p>
+            <w:pPr>
+              <w:keepNext w:val="0"/>
+            </w:pPr>
             <w:r>
               <w:rPr>
                 <w:sz w:val="18"/>
@@ -5755,6 +6451,9 @@
             </w:tcMar>
           </w:tcPr>
           <w:p>
+            <w:pPr>
+              <w:keepNext w:val="0"/>
+            </w:pPr>
             <w:r>
               <w:rPr>
                 <w:sz w:val="18"/>
@@ -5774,6 +6473,9 @@
             </w:tcMar>
           </w:tcPr>
           <w:p>
+            <w:pPr>
+              <w:keepNext w:val="0"/>
+            </w:pPr>
             <w:r>
               <w:rPr>
                 <w:sz w:val="18"/>
@@ -5793,6 +6495,9 @@
             </w:tcMar>
           </w:tcPr>
           <w:p>
+            <w:pPr>
+              <w:keepNext w:val="0"/>
+            </w:pPr>
             <w:r>
               <w:rPr>
                 <w:sz w:val="18"/>
@@ -5817,6 +6522,9 @@
             </w:tcMar>
           </w:tcPr>
           <w:p>
+            <w:pPr>
+              <w:keepNext w:val="0"/>
+            </w:pPr>
             <w:r>
               <w:rPr>
                 <w:sz w:val="18"/>
@@ -5836,6 +6544,9 @@
             </w:tcMar>
           </w:tcPr>
           <w:p>
+            <w:pPr>
+              <w:keepNext w:val="0"/>
+            </w:pPr>
             <w:r>
               <w:rPr>
                 <w:sz w:val="18"/>
@@ -5855,6 +6566,9 @@
             </w:tcMar>
           </w:tcPr>
           <w:p>
+            <w:pPr>
+              <w:keepNext w:val="0"/>
+            </w:pPr>
             <w:r>
               <w:rPr>
                 <w:sz w:val="18"/>
@@ -5879,6 +6593,9 @@
             </w:tcMar>
           </w:tcPr>
           <w:p>
+            <w:pPr>
+              <w:keepNext w:val="0"/>
+            </w:pPr>
             <w:r>
               <w:rPr>
                 <w:sz w:val="18"/>
@@ -5898,6 +6615,9 @@
             </w:tcMar>
           </w:tcPr>
           <w:p>
+            <w:pPr>
+              <w:keepNext w:val="0"/>
+            </w:pPr>
             <w:r>
               <w:rPr>
                 <w:sz w:val="18"/>
@@ -5917,6 +6637,9 @@
             </w:tcMar>
           </w:tcPr>
           <w:p>
+            <w:pPr>
+              <w:keepNext w:val="0"/>
+            </w:pPr>
             <w:r>
               <w:rPr>
                 <w:sz w:val="18"/>
@@ -5941,6 +6664,9 @@
             </w:tcMar>
           </w:tcPr>
           <w:p>
+            <w:pPr>
+              <w:keepNext w:val="0"/>
+            </w:pPr>
             <w:r>
               <w:rPr>
                 <w:sz w:val="18"/>
@@ -5960,6 +6686,9 @@
             </w:tcMar>
           </w:tcPr>
           <w:p>
+            <w:pPr>
+              <w:keepNext w:val="0"/>
+            </w:pPr>
             <w:r>
               <w:rPr>
                 <w:sz w:val="18"/>
@@ -5979,6 +6708,9 @@
             </w:tcMar>
           </w:tcPr>
           <w:p>
+            <w:pPr>
+              <w:keepNext w:val="0"/>
+            </w:pPr>
             <w:r>
               <w:rPr>
                 <w:sz w:val="18"/>
@@ -5993,6 +6725,34 @@
       <w:pPr>
         <w:spacing w:after="40"/>
       </w:pPr>
+    </w:p>
+    <w:p>
+      <w:pPr>
+        <w:pStyle w:val="Heading2"/>
+      </w:pPr>
+      <w:r>
+        <w:t>Current release teaching checks</w:t>
+      </w:r>
+    </w:p>
+    <w:p>
+      <w:r>
+        <w:t>The v0.18.0 source version is defined in apps/api/app/version.py. FastAPI/OpenAPI and /health use that value. Source version, merged Git SHA, immutable image/revision, deployment success and production acceptance are separate evidence. The August GO records and v0.17 analytical history keep their original dates and versions.</w:t>
+      </w:r>
+    </w:p>
+    <w:p>
+      <w:r>
+        <w:t>Production defaults remain legacy reasoning and legacy planning. Shadow validator/planner/selector/realizer evaluation remains internal and does not replace student-visible authority. This release introduces no PR5 authority transfer, database migration or course-model change.</w:t>
+      </w:r>
+    </w:p>
+    <w:p>
+      <w:r>
+        <w:t>In Help, artifact, challenge and exit dialogs, Tab and Shift+Tab stay within the dialog, Escape dismisses through the existing close action, and focus returns to a usable opener. Escape does not finish a review. Closing a pending challenge does not cancel its submitted request.</w:t>
+      </w:r>
+    </w:p>
+    <w:p>
+      <w:r>
+        <w:t>Support students with a clear next action, not a requirement to accept every finding. Weak evidence, fluent prose and strong repositories all require contextual interpretation; the absence of high-priority findings does not end useful engineering tradeoff coaching.</w:t>
+      </w:r>
     </w:p>
     <w:p>
       <w:pPr>
@@ -6019,6 +6779,8 @@
       <w:tr>
         <w:trPr>
           <w:tblHeader w:val="true"/>
+          <w:tblHeader/>
+          <w:cantSplit/>
         </w:trPr>
         <w:tc>
           <w:tcPr>
@@ -6032,6 +6794,9 @@
             </w:tcMar>
           </w:tcPr>
           <w:p>
+            <w:pPr>
+              <w:keepNext w:val="0"/>
+            </w:pPr>
             <w:r>
               <w:rPr>
                 <w:b/>
@@ -6054,6 +6819,9 @@
             </w:tcMar>
           </w:tcPr>
           <w:p>
+            <w:pPr>
+              <w:keepNext w:val="0"/>
+            </w:pPr>
             <w:r>
               <w:rPr>
                 <w:b/>
@@ -6076,6 +6844,9 @@
             </w:tcMar>
           </w:tcPr>
           <w:p>
+            <w:pPr>
+              <w:keepNext w:val="0"/>
+            </w:pPr>
             <w:r>
               <w:rPr>
                 <w:b/>
@@ -6098,6 +6869,9 @@
             </w:tcMar>
           </w:tcPr>
           <w:p>
+            <w:pPr>
+              <w:keepNext w:val="0"/>
+            </w:pPr>
             <w:r>
               <w:rPr>
                 <w:b/>
@@ -6120,6 +6894,9 @@
             </w:tcMar>
           </w:tcPr>
           <w:p>
+            <w:pPr>
+              <w:keepNext w:val="0"/>
+            </w:pPr>
             <w:r>
               <w:rPr>
                 <w:b/>
@@ -6146,6 +6923,9 @@
             </w:tcMar>
           </w:tcPr>
           <w:p>
+            <w:pPr>
+              <w:keepNext w:val="0"/>
+            </w:pPr>
             <w:r>
               <w:rPr>
                 <w:sz w:val="18"/>
@@ -6165,6 +6945,9 @@
             </w:tcMar>
           </w:tcPr>
           <w:p>
+            <w:pPr>
+              <w:keepNext w:val="0"/>
+            </w:pPr>
             <w:r>
               <w:rPr>
                 <w:sz w:val="18"/>
@@ -6184,6 +6967,9 @@
             </w:tcMar>
           </w:tcPr>
           <w:p>
+            <w:pPr>
+              <w:keepNext w:val="0"/>
+            </w:pPr>
             <w:r>
               <w:rPr>
                 <w:sz w:val="18"/>
@@ -6203,6 +6989,9 @@
             </w:tcMar>
           </w:tcPr>
           <w:p>
+            <w:pPr>
+              <w:keepNext w:val="0"/>
+            </w:pPr>
             <w:r>
               <w:rPr>
                 <w:sz w:val="18"/>
@@ -6222,6 +7011,9 @@
             </w:tcMar>
           </w:tcPr>
           <w:p>
+            <w:pPr>
+              <w:keepNext w:val="0"/>
+            </w:pPr>
             <w:r>
               <w:rPr>
                 <w:sz w:val="18"/>
@@ -6246,6 +7038,9 @@
             </w:tcMar>
           </w:tcPr>
           <w:p>
+            <w:pPr>
+              <w:keepNext w:val="0"/>
+            </w:pPr>
             <w:r>
               <w:rPr>
                 <w:sz w:val="18"/>
@@ -6265,6 +7060,9 @@
             </w:tcMar>
           </w:tcPr>
           <w:p>
+            <w:pPr>
+              <w:keepNext w:val="0"/>
+            </w:pPr>
             <w:r>
               <w:rPr>
                 <w:sz w:val="18"/>
@@ -6284,6 +7082,9 @@
             </w:tcMar>
           </w:tcPr>
           <w:p>
+            <w:pPr>
+              <w:keepNext w:val="0"/>
+            </w:pPr>
             <w:r>
               <w:rPr>
                 <w:sz w:val="18"/>
@@ -6303,6 +7104,9 @@
             </w:tcMar>
           </w:tcPr>
           <w:p>
+            <w:pPr>
+              <w:keepNext w:val="0"/>
+            </w:pPr>
             <w:r>
               <w:rPr>
                 <w:sz w:val="18"/>
@@ -6322,6 +7126,9 @@
             </w:tcMar>
           </w:tcPr>
           <w:p>
+            <w:pPr>
+              <w:keepNext w:val="0"/>
+            </w:pPr>
             <w:r>
               <w:rPr>
                 <w:sz w:val="18"/>
@@ -6346,6 +7153,9 @@
             </w:tcMar>
           </w:tcPr>
           <w:p>
+            <w:pPr>
+              <w:keepNext w:val="0"/>
+            </w:pPr>
             <w:r>
               <w:rPr>
                 <w:sz w:val="18"/>
@@ -6365,6 +7175,9 @@
             </w:tcMar>
           </w:tcPr>
           <w:p>
+            <w:pPr>
+              <w:keepNext w:val="0"/>
+            </w:pPr>
             <w:r>
               <w:rPr>
                 <w:sz w:val="18"/>
@@ -6384,6 +7197,9 @@
             </w:tcMar>
           </w:tcPr>
           <w:p>
+            <w:pPr>
+              <w:keepNext w:val="0"/>
+            </w:pPr>
             <w:r>
               <w:rPr>
                 <w:sz w:val="18"/>
@@ -6403,6 +7219,9 @@
             </w:tcMar>
           </w:tcPr>
           <w:p>
+            <w:pPr>
+              <w:keepNext w:val="0"/>
+            </w:pPr>
             <w:r>
               <w:rPr>
                 <w:sz w:val="18"/>
@@ -6422,6 +7241,9 @@
             </w:tcMar>
           </w:tcPr>
           <w:p>
+            <w:pPr>
+              <w:keepNext w:val="0"/>
+            </w:pPr>
             <w:r>
               <w:rPr>
                 <w:sz w:val="18"/>
@@ -6446,6 +7268,9 @@
             </w:tcMar>
           </w:tcPr>
           <w:p>
+            <w:pPr>
+              <w:keepNext w:val="0"/>
+            </w:pPr>
             <w:r>
               <w:rPr>
                 <w:sz w:val="18"/>
@@ -6465,6 +7290,9 @@
             </w:tcMar>
           </w:tcPr>
           <w:p>
+            <w:pPr>
+              <w:keepNext w:val="0"/>
+            </w:pPr>
             <w:r>
               <w:rPr>
                 <w:sz w:val="18"/>
@@ -6484,6 +7312,9 @@
             </w:tcMar>
           </w:tcPr>
           <w:p>
+            <w:pPr>
+              <w:keepNext w:val="0"/>
+            </w:pPr>
             <w:r>
               <w:rPr>
                 <w:sz w:val="18"/>
@@ -6503,6 +7334,9 @@
             </w:tcMar>
           </w:tcPr>
           <w:p>
+            <w:pPr>
+              <w:keepNext w:val="0"/>
+            </w:pPr>
             <w:r>
               <w:rPr>
                 <w:sz w:val="18"/>
@@ -6522,6 +7356,9 @@
             </w:tcMar>
           </w:tcPr>
           <w:p>
+            <w:pPr>
+              <w:keepNext w:val="0"/>
+            </w:pPr>
             <w:r>
               <w:rPr>
                 <w:sz w:val="18"/>
@@ -6546,6 +7383,9 @@
             </w:tcMar>
           </w:tcPr>
           <w:p>
+            <w:pPr>
+              <w:keepNext w:val="0"/>
+            </w:pPr>
             <w:r>
               <w:rPr>
                 <w:sz w:val="18"/>
@@ -6565,6 +7405,9 @@
             </w:tcMar>
           </w:tcPr>
           <w:p>
+            <w:pPr>
+              <w:keepNext w:val="0"/>
+            </w:pPr>
             <w:r>
               <w:rPr>
                 <w:sz w:val="18"/>
@@ -6584,6 +7427,9 @@
             </w:tcMar>
           </w:tcPr>
           <w:p>
+            <w:pPr>
+              <w:keepNext w:val="0"/>
+            </w:pPr>
             <w:r>
               <w:rPr>
                 <w:sz w:val="18"/>
@@ -6603,6 +7449,9 @@
             </w:tcMar>
           </w:tcPr>
           <w:p>
+            <w:pPr>
+              <w:keepNext w:val="0"/>
+            </w:pPr>
             <w:r>
               <w:rPr>
                 <w:sz w:val="18"/>
@@ -6622,6 +7471,9 @@
             </w:tcMar>
           </w:tcPr>
           <w:p>
+            <w:pPr>
+              <w:keepNext w:val="0"/>
+            </w:pPr>
             <w:r>
               <w:rPr>
                 <w:sz w:val="18"/>
@@ -6646,6 +7498,9 @@
             </w:tcMar>
           </w:tcPr>
           <w:p>
+            <w:pPr>
+              <w:keepNext w:val="0"/>
+            </w:pPr>
             <w:r>
               <w:rPr>
                 <w:sz w:val="18"/>
@@ -6665,6 +7520,9 @@
             </w:tcMar>
           </w:tcPr>
           <w:p>
+            <w:pPr>
+              <w:keepNext w:val="0"/>
+            </w:pPr>
             <w:r>
               <w:rPr>
                 <w:sz w:val="18"/>
@@ -6684,6 +7542,9 @@
             </w:tcMar>
           </w:tcPr>
           <w:p>
+            <w:pPr>
+              <w:keepNext w:val="0"/>
+            </w:pPr>
             <w:r>
               <w:rPr>
                 <w:sz w:val="18"/>
@@ -6703,6 +7564,9 @@
             </w:tcMar>
           </w:tcPr>
           <w:p>
+            <w:pPr>
+              <w:keepNext w:val="0"/>
+            </w:pPr>
             <w:r>
               <w:rPr>
                 <w:sz w:val="18"/>
@@ -6722,6 +7586,9 @@
             </w:tcMar>
           </w:tcPr>
           <w:p>
+            <w:pPr>
+              <w:keepNext w:val="0"/>
+            </w:pPr>
             <w:r>
               <w:rPr>
                 <w:sz w:val="18"/>
@@ -6746,6 +7613,9 @@
             </w:tcMar>
           </w:tcPr>
           <w:p>
+            <w:pPr>
+              <w:keepNext w:val="0"/>
+            </w:pPr>
             <w:r>
               <w:rPr>
                 <w:sz w:val="18"/>
@@ -6765,6 +7635,9 @@
             </w:tcMar>
           </w:tcPr>
           <w:p>
+            <w:pPr>
+              <w:keepNext w:val="0"/>
+            </w:pPr>
             <w:r>
               <w:rPr>
                 <w:sz w:val="18"/>
@@ -6784,6 +7657,9 @@
             </w:tcMar>
           </w:tcPr>
           <w:p>
+            <w:pPr>
+              <w:keepNext w:val="0"/>
+            </w:pPr>
             <w:r>
               <w:rPr>
                 <w:sz w:val="18"/>
@@ -6803,6 +7679,9 @@
             </w:tcMar>
           </w:tcPr>
           <w:p>
+            <w:pPr>
+              <w:keepNext w:val="0"/>
+            </w:pPr>
             <w:r>
               <w:rPr>
                 <w:sz w:val="18"/>
@@ -6822,6 +7701,9 @@
             </w:tcMar>
           </w:tcPr>
           <w:p>
+            <w:pPr>
+              <w:keepNext w:val="0"/>
+            </w:pPr>
             <w:r>
               <w:rPr>
                 <w:sz w:val="18"/>
@@ -6846,6 +7728,9 @@
             </w:tcMar>
           </w:tcPr>
           <w:p>
+            <w:pPr>
+              <w:keepNext w:val="0"/>
+            </w:pPr>
             <w:r>
               <w:rPr>
                 <w:sz w:val="18"/>
@@ -6865,6 +7750,9 @@
             </w:tcMar>
           </w:tcPr>
           <w:p>
+            <w:pPr>
+              <w:keepNext w:val="0"/>
+            </w:pPr>
             <w:r>
               <w:rPr>
                 <w:sz w:val="18"/>
@@ -6884,6 +7772,9 @@
             </w:tcMar>
           </w:tcPr>
           <w:p>
+            <w:pPr>
+              <w:keepNext w:val="0"/>
+            </w:pPr>
             <w:r>
               <w:rPr>
                 <w:sz w:val="18"/>
@@ -6903,6 +7794,9 @@
             </w:tcMar>
           </w:tcPr>
           <w:p>
+            <w:pPr>
+              <w:keepNext w:val="0"/>
+            </w:pPr>
             <w:r>
               <w:rPr>
                 <w:sz w:val="18"/>
@@ -6922,6 +7816,9 @@
             </w:tcMar>
           </w:tcPr>
           <w:p>
+            <w:pPr>
+              <w:keepNext w:val="0"/>
+            </w:pPr>
             <w:r>
               <w:rPr>
                 <w:sz w:val="18"/>
@@ -7373,6 +8270,8 @@
       <w:tr>
         <w:trPr>
           <w:tblHeader w:val="true"/>
+          <w:tblHeader/>
+          <w:cantSplit/>
         </w:trPr>
         <w:tc>
           <w:tcPr>
@@ -7386,6 +8285,9 @@
             </w:tcMar>
           </w:tcPr>
           <w:p>
+            <w:pPr>
+              <w:keepNext w:val="0"/>
+            </w:pPr>
             <w:r>
               <w:rPr>
                 <w:b/>
@@ -7408,6 +8310,9 @@
             </w:tcMar>
           </w:tcPr>
           <w:p>
+            <w:pPr>
+              <w:keepNext w:val="0"/>
+            </w:pPr>
             <w:r>
               <w:rPr>
                 <w:b/>
@@ -7434,6 +8339,9 @@
             </w:tcMar>
           </w:tcPr>
           <w:p>
+            <w:pPr>
+              <w:keepNext w:val="0"/>
+            </w:pPr>
             <w:r>
               <w:rPr>
                 <w:sz w:val="18"/>
@@ -7453,6 +8361,9 @@
             </w:tcMar>
           </w:tcPr>
           <w:p>
+            <w:pPr>
+              <w:keepNext w:val="0"/>
+            </w:pPr>
             <w:r>
               <w:rPr>
                 <w:sz w:val="18"/>
@@ -7477,6 +8388,9 @@
             </w:tcMar>
           </w:tcPr>
           <w:p>
+            <w:pPr>
+              <w:keepNext w:val="0"/>
+            </w:pPr>
             <w:r>
               <w:rPr>
                 <w:sz w:val="18"/>
@@ -7496,6 +8410,9 @@
             </w:tcMar>
           </w:tcPr>
           <w:p>
+            <w:pPr>
+              <w:keepNext w:val="0"/>
+            </w:pPr>
             <w:r>
               <w:rPr>
                 <w:sz w:val="18"/>
@@ -7520,6 +8437,9 @@
             </w:tcMar>
           </w:tcPr>
           <w:p>
+            <w:pPr>
+              <w:keepNext w:val="0"/>
+            </w:pPr>
             <w:r>
               <w:rPr>
                 <w:sz w:val="18"/>
@@ -7539,6 +8459,9 @@
             </w:tcMar>
           </w:tcPr>
           <w:p>
+            <w:pPr>
+              <w:keepNext w:val="0"/>
+            </w:pPr>
             <w:r>
               <w:rPr>
                 <w:sz w:val="18"/>
@@ -7563,6 +8486,9 @@
             </w:tcMar>
           </w:tcPr>
           <w:p>
+            <w:pPr>
+              <w:keepNext w:val="0"/>
+            </w:pPr>
             <w:r>
               <w:rPr>
                 <w:sz w:val="18"/>
@@ -7582,6 +8508,9 @@
             </w:tcMar>
           </w:tcPr>
           <w:p>
+            <w:pPr>
+              <w:keepNext w:val="0"/>
+            </w:pPr>
             <w:r>
               <w:rPr>
                 <w:sz w:val="18"/>
@@ -7606,6 +8535,9 @@
             </w:tcMar>
           </w:tcPr>
           <w:p>
+            <w:pPr>
+              <w:keepNext w:val="0"/>
+            </w:pPr>
             <w:r>
               <w:rPr>
                 <w:sz w:val="18"/>
@@ -7625,6 +8557,9 @@
             </w:tcMar>
           </w:tcPr>
           <w:p>
+            <w:pPr>
+              <w:keepNext w:val="0"/>
+            </w:pPr>
             <w:r>
               <w:rPr>
                 <w:sz w:val="18"/>
@@ -7649,6 +8584,9 @@
             </w:tcMar>
           </w:tcPr>
           <w:p>
+            <w:pPr>
+              <w:keepNext w:val="0"/>
+            </w:pPr>
             <w:r>
               <w:rPr>
                 <w:sz w:val="18"/>
@@ -7668,6 +8606,9 @@
             </w:tcMar>
           </w:tcPr>
           <w:p>
+            <w:pPr>
+              <w:keepNext w:val="0"/>
+            </w:pPr>
             <w:r>
               <w:rPr>
                 <w:sz w:val="18"/>
@@ -7692,6 +8633,9 @@
             </w:tcMar>
           </w:tcPr>
           <w:p>
+            <w:pPr>
+              <w:keepNext w:val="0"/>
+            </w:pPr>
             <w:r>
               <w:rPr>
                 <w:sz w:val="18"/>
@@ -7711,6 +8655,9 @@
             </w:tcMar>
           </w:tcPr>
           <w:p>
+            <w:pPr>
+              <w:keepNext w:val="0"/>
+            </w:pPr>
             <w:r>
               <w:rPr>
                 <w:sz w:val="18"/>
@@ -7735,6 +8682,9 @@
             </w:tcMar>
           </w:tcPr>
           <w:p>
+            <w:pPr>
+              <w:keepNext w:val="0"/>
+            </w:pPr>
             <w:r>
               <w:rPr>
                 <w:sz w:val="18"/>
@@ -7754,6 +8704,9 @@
             </w:tcMar>
           </w:tcPr>
           <w:p>
+            <w:pPr>
+              <w:keepNext w:val="0"/>
+            </w:pPr>
             <w:r>
               <w:rPr>
                 <w:sz w:val="18"/>
@@ -7778,6 +8731,9 @@
             </w:tcMar>
           </w:tcPr>
           <w:p>
+            <w:pPr>
+              <w:keepNext w:val="0"/>
+            </w:pPr>
             <w:r>
               <w:rPr>
                 <w:sz w:val="18"/>
@@ -7797,6 +8753,9 @@
             </w:tcMar>
           </w:tcPr>
           <w:p>
+            <w:pPr>
+              <w:keepNext w:val="0"/>
+            </w:pPr>
             <w:r>
               <w:rPr>
                 <w:sz w:val="18"/>
@@ -7816,7 +8775,7 @@
       <w:headerReference w:type="default" r:id="rId9"/>
       <w:footerReference w:type="default" r:id="rId10"/>
       <w:pgSz w:w="12240" w:h="15840"/>
-      <w:pgMar w:top="936" w:right="1037" w:bottom="936" w:left="1037" w:header="720" w:footer="720" w:gutter="0"/>
+      <w:pgMar w:top="1512" w:right="1037" w:bottom="1080" w:left="1037" w:header="720" w:footer="504" w:gutter="0"/>
       <w:cols w:space="720"/>
       <w:docGrid w:linePitch="360"/>
     </w:sectPr>
@@ -8619,16 +9578,13 @@
     <w:qFormat/>
     <w:rsid w:val="00FC693F"/>
     <w:pPr>
-      <w:pBdr>
-        <w:bottom w:val="single" w:sz="8" w:space="4" w:color="4F81BD" w:themeColor="accent1"/>
-      </w:pBdr>
       <w:spacing w:after="80" w:line="240" w:lineRule="auto" w:before="160"/>
       <w:contextualSpacing/>
     </w:pPr>
     <w:rPr>
       <w:rFonts w:asciiTheme="majorHAnsi" w:eastAsiaTheme="majorEastAsia" w:hAnsiTheme="majorHAnsi" w:cstheme="majorBidi" w:ascii="Arial" w:hAnsi="Arial"/>
       <w:b/>
-      <w:color w:val="0B1722"/>
+      <w:color w:val="000000"/>
       <w:spacing w:val="5"/>
       <w:kern w:val="28"/>
       <w:sz w:val="56"/>

--- a/docs/manuals/04_ETIS_Engineering_Studio_Instructor_and_Course_Owner_Handbook.docx
+++ b/docs/manuals/04_ETIS_Engineering_Studio_Instructor_and_Course_Owner_Handbook.docx
@@ -6741,7 +6741,7 @@
     </w:p>
     <w:p>
       <w:r>
-        <w:t>Production defaults remain legacy reasoning and legacy planning. Shadow validator/planner/selector/realizer evaluation remains internal and does not replace student-visible authority. This release introduces no PR5 authority transfer, database migration or course-model change.</w:t>
+        <w:t>Accepted production uses shadow/shadow evaluation with legacy student-visible authority. Shadow validator/planner/selector/realizer evaluation remains internal and does not replace student-visible authority. This release introduces no PR5 authority transfer, database migration or course-model change.</w:t>
       </w:r>
     </w:p>
     <w:p>

--- a/docs/manuals/04_ETIS_Engineering_Studio_Instructor_and_Course_Owner_Handbook.docx
+++ b/docs/manuals/04_ETIS_Engineering_Studio_Instructor_and_Course_Owner_Handbook.docx
@@ -37,7 +37,7 @@
     </w:p>
     <w:p>
       <w:r>
-        <w:t>v0.18.0 manual edition. Software release candidate; publication follows deployment acceptance.</w:t>
+        <w:t>v0.18.0 release manual edition. Production acceptance has separate source and deployment provenance.</w:t>
       </w:r>
     </w:p>
     <w:tbl>

--- a/docs/manuals/04_ETIS_Engineering_Studio_Instructor_and_Course_Owner_Handbook.docx
+++ b/docs/manuals/04_ETIS_Engineering_Studio_Instructor_and_Course_Owner_Handbook.docx
@@ -37,7 +37,7 @@
     </w:p>
     <w:p>
       <w:r>
-        <w:t>v0.18.0 release manual edition. Production acceptance has separate source and deployment provenance.</w:t>
+        <w:t>v0.18.1 candidate manual edition. Local UI validation only; production remains accepted v0.18.0 until protected deployment and human acceptance.</w:t>
       </w:r>
     </w:p>
     <w:tbl>
@@ -8771,6 +8771,84 @@
         <w:spacing w:after="40"/>
       </w:pPr>
     </w:p>
+    <w:p>
+      <w:r>
+        <w:br w:type="page"/>
+      </w:r>
+    </w:p>
+    <w:p>
+      <w:pPr>
+        <w:pStyle w:val="Heading1"/>
+      </w:pPr>
+      <w:r>
+        <w:t>Instructor support for the revised student experience — v0.18.1 candidate</w:t>
+      </w:r>
+    </w:p>
+    <w:p>
+      <w:pPr>
+        <w:pStyle w:val="Heading2"/>
+      </w:pPr>
+      <w:r>
+        <w:t>Coach students on the two rooms</w:t>
+      </w:r>
+    </w:p>
+    <w:p>
+      <w:r>
+        <w:t>Ask the student to identify Engineering Review Room (conversation with the Review Board) and Engineering Evidence Room (saved evidence notebook). Have them switch rooms and return without finishing their session.</w:t>
+      </w:r>
+    </w:p>
+    <w:p>
+      <w:pPr>
+        <w:pStyle w:val="Heading2"/>
+      </w:pPr>
+      <w:r>
+        <w:t>Coach on cumulative reviews</w:t>
+      </w:r>
+    </w:p>
+    <w:p>
+      <w:r>
+        <w:t>Explain that a student may have many open Board Review sessions but views only one at a time. Review History includes open sessions to resume and finished conversations to inspect read-only. Finishing a review does not accept a phase gate or erase evidence.</w:t>
+      </w:r>
+    </w:p>
+    <w:p>
+      <w:pPr>
+        <w:pStyle w:val="Heading2"/>
+      </w:pPr>
+      <w:r>
+        <w:t>Support Sam’s stale-snapshot scenario</w:t>
+      </w:r>
+    </w:p>
+    <w:p>
+      <w:r>
+        <w:t>Have the student read the selected review’s commit, phase and snapshot identifier; compare it with Evidence Room. After changing, committing and pushing work, choose Start another Board Review. If the commit/phase have not changed, the new review may reuse saved evidence. Never claim later changes were part of the old FACT.</w:t>
+      </w:r>
+    </w:p>
+    <w:p>
+      <w:pPr>
+        <w:pStyle w:val="Heading2"/>
+      </w:pPr>
+      <w:r>
+        <w:t>Troubleshooting</w:t>
+      </w:r>
+    </w:p>
+    <w:p>
+      <w:r>
+        <w:t>First confirm GitHub identity linked versus team repository verified—these are independent checks. For a failed start, inspect Review History before retrying. For drafts, return to the original session and browser tab; do not assume unsent student text is persisted server-side.</w:t>
+      </w:r>
+    </w:p>
+    <w:p>
+      <w:pPr>
+        <w:pStyle w:val="Heading2"/>
+      </w:pPr>
+      <w:r>
+        <w:t>Staff governance</w:t>
+      </w:r>
+    </w:p>
+    <w:p>
+      <w:r>
+        <w:t>Lack of attributed activity does not establish nonparticipation; instructor owns participation verification, individual assessment, and grades. Shadow analytical modes do not grant new authority.</w:t>
+      </w:r>
+    </w:p>
     <w:sectPr>
       <w:headerReference w:type="default" r:id="rId9"/>
       <w:footerReference w:type="default" r:id="rId10"/>
